--- a/01-02-2025/Git-commands.docx
+++ b/01-02-2025/Git-commands.docx
@@ -426,11 +426,13 @@
     <w:p>
       <w:pPr>
         <w:ind w:left="720"/>
-        <w:rPr>
-          <w:b/>
-          <w:bCs/>
-        </w:rPr>
-      </w:pPr>
+      </w:pPr>
+      <w:r>
+        <w:t>Git Merge</w:t>
+      </w:r>
+      <w:r>
+        <w:t xml:space="preserve"> – This is used to merge your branch to master or vice versa</w:t>
+      </w:r>
     </w:p>
     <w:p>
       <w:pPr>
